--- a/fixtures/generated/docx/tracked-changes.libreoffice.docx
+++ b/fixtures/generated/docx/tracked-changes.libreoffice.docx
@@ -180,6 +180,16 @@
           <w:t>Inserted item</w:t>
         </w:r>
       </w:ins>
+    </w:p>
+    <w:p>
+      <w:pPr>
+        <w:pStyle w:val="Normal"/>
+        <w:rPr/>
+      </w:pPr>
+      <w:r>
+        <w:rPr/>
+        <w:t>A paragraph whose mark was deleted, right before a table.</w:t>
+      </w:r>
     </w:p>
     <w:tbl>
       <w:tblPr>
